--- a/docs/manuscripts/Figure2e_explained_v10.docx
+++ b/docs/manuscripts/Figure2e_explained_v10.docx
@@ -688,13 +688,68 @@
         </w:rPr>
         <w:t xml:space="preserve">세 계산이 다 있어야 한 숫자가 나온다.</w:t>
       </w:r>
-      <w:r>
-        <w:rPr>
-          <w:rFonts w:ascii="Calibri" w:hAnsi="Calibri" w:eastAsia="Malgun Gothic"/>
-          <w:sz w:val="20"/>
-          <w:color w:val="1F2937"/>
-        </w:rPr>
-        <w:t xml:space="preserve"> 값이 음수면 붙는 쪽이 유리하다는 뜻이고, 더 음수일수록 더 세게 붙는다.</w:t>
+    </w:p>
+    <w:p>
+      <w:pPr>
+        <w:spacing w:after="120" w:line="276" w:lineRule="auto"/>
+      </w:pPr>
+      <w:r>
+        <w:rPr>
+          <w:rFonts w:ascii="Calibri" w:hAnsi="Calibri" w:eastAsia="Malgun Gothic"/>
+          <w:sz w:val="20"/>
+          <w:color w:val="1F2937"/>
+        </w:rPr>
+        <w:t xml:space="preserve">⚠ 한 가지 더 — </w:t>
+      </w:r>
+      <w:r>
+        <w:rPr>
+          <w:rFonts w:ascii="Consolas" w:hAnsi="Consolas" w:eastAsia="Malgun Gothic"/>
+          <w:sz w:val="20"/>
+          <w:color w:val="1F2937"/>
+        </w:rPr>
+        <w:t xml:space="preserve">E(분자)</w:t>
+      </w:r>
+      <w:r>
+        <w:rPr>
+          <w:rFonts w:ascii="Calibri" w:hAnsi="Calibri" w:eastAsia="Malgun Gothic"/>
+          <w:sz w:val="20"/>
+          <w:color w:val="1F2937"/>
+        </w:rPr>
+        <w:t xml:space="preserve"> 는 자세마다 다시 재지 않고 </w:t>
+      </w:r>
+      <w:r>
+        <w:rPr>
+          <w:rFonts w:ascii="Calibri" w:hAnsi="Calibri" w:eastAsia="Malgun Gothic"/>
+          <w:sz w:val="20"/>
+          <w:color w:val="1F2937"/>
+          <w:b/>
+        </w:rPr>
+        <w:t xml:space="preserve">하나만</w:t>
+      </w:r>
+      <w:r>
+        <w:rPr>
+          <w:rFonts w:ascii="Calibri" w:hAnsi="Calibri" w:eastAsia="Malgun Gothic"/>
+          <w:sz w:val="20"/>
+          <w:color w:val="1F2937"/>
+        </w:rPr>
+        <w:t xml:space="preserve"> 쓴다. 그런데 표면에 붙은 분자는 자세마다 조금씩 비틀려 있다(내부 거리로 최대 0.26 Å). 그 비틀림 에너지가 결과에 </w:t>
+      </w:r>
+      <w:r>
+        <w:rPr>
+          <w:rFonts w:ascii="Calibri" w:hAnsi="Calibri" w:eastAsia="Malgun Gothic"/>
+          <w:sz w:val="20"/>
+          <w:color w:val="1F2937"/>
+          <w:b/>
+        </w:rPr>
+        <w:t xml:space="preserve">포함된 채로</w:t>
+      </w:r>
+      <w:r>
+        <w:rPr>
+          <w:rFonts w:ascii="Calibri" w:hAnsi="Calibri" w:eastAsia="Malgun Gothic"/>
+          <w:sz w:val="20"/>
+          <w:color w:val="1F2937"/>
+        </w:rPr>
+        <w:t xml:space="preserve"> 나온다. 결함이 아니라 관례다 — 그래서 이 값을 '상호작용에너지' 가 아니라 '흡착에너지' 라 부른다. 다만 기준 구조 자체가 DFT 최소점이 아니라는 것은 적어야 한다. 값이 음수면 붙는 쪽이 유리하다는 뜻이고, 더 음수일수록 더 세게 붙는다.</w:t>
       </w:r>
     </w:p>
     <w:p>
@@ -4290,7 +4345,7 @@
           <w:sz w:val="20"/>
           <w:color w:val="1F2937"/>
         </w:rPr>
-        <w:t xml:space="preserve">The cathode surface was represented by a stoichiometric LiNiO₂(104) slab used as a proxy for a Ni-rich layered oxide (1 × 4, four layers, 192 atoms, Li₄₈Ni₄₈O₉₆, 18.27 × 11.51 Å in plane, cell height 36.66 Å), with a Γ-centred 3 × 4 × 1 k-mesh and a dipole correction along the surface normal (LDIPOL = .TRUE., IDIPOL = 3). Every adsorbate configuration was constructed so that the shortest distance between the adsorbate and the periodic image of the slab was at least 15 Å. The binder chemistries were represented by a neutral sulfonic-acid-bearing repeat-unit model of SDCP (C₁₁H₁₆O₆S₂) and by a perfluorodecane fragment, CF₃–(CF₂)₈–CF₃ (C₁₀F₂₂). Gas-phase references were single-point calculations on the same fragment conformers used to build the adsorbate configurations, in orthorhombic cells obtained by padding the molecular bounding box (IDIPOL = 4).</w:t>
+        <w:t xml:space="preserve">The cathode surface was represented by a stoichiometric LiNiO₂(104) slab used as a proxy for a Ni-rich layered oxide (1 × 4, four layers, 192 atoms, Li₄₈Ni₄₈O₉₆, 18.27 × 11.51 Å in plane, cell height 36.66 Å), with a Γ-centred 3 × 4 × 1 k-mesh and a dipole correction along the surface normal (LDIPOL = .TRUE., IDIPOL = 3). Every adsorbate configuration was constructed so that the shortest distance between the adsorbate and the periodic image of the slab was at least 15 Å. The binder chemistries were represented by a neutral sulfonic-acid-bearing repeat-unit model of SDCP (C₁₁H₁₆O₆S₂) and by a perfluorodecane fragment, CF₃–(CF₂)₈–CF₃ (C₁₀F₂₂). For each species one gas-phase reference was used: a machine-learned-relaxed isolated-molecule conformer evaluated as a static single point in an orthorhombic cell obtained by padding the molecular bounding box (IDIPOL = 4). This reference conformer differs from the adsorbed conformer of every pose, so the reported energies include the deformation of the adsorbate relative to a reference that is itself not a DFT minimum.</w:t>
       </w:r>
     </w:p>
     <w:p>
@@ -4792,10 +4847,10 @@
         </w:tblBorders>
       </w:tblPr>
       <w:tblGrid>
-        <w:gridCol w:w="1375"/>
-        <w:gridCol w:w="2612"/>
-        <w:gridCol w:w="4332"/>
-        <w:gridCol w:w="679"/>
+        <w:gridCol w:w="828"/>
+        <w:gridCol w:w="1575"/>
+        <w:gridCol w:w="5928"/>
+        <w:gridCol w:w="667"/>
       </w:tblGrid>
       <w:tr>
         <w:trPr>
@@ -4804,7 +4859,7 @@
         </w:trPr>
         <w:tc>
           <w:tcPr>
-            <w:tcW w:w="1375" w:type="dxa"/>
+            <w:tcW w:w="828" w:type="dxa"/>
             <w:shd w:val="clear" w:color="auto" w:fill="EEF2FF"/>
             <w:tcMar>
               <w:top w:w="60" w:type="dxa"/>
@@ -4830,7 +4885,7 @@
         </w:tc>
         <w:tc>
           <w:tcPr>
-            <w:tcW w:w="2612" w:type="dxa"/>
+            <w:tcW w:w="1575" w:type="dxa"/>
             <w:shd w:val="clear" w:color="auto" w:fill="EEF2FF"/>
             <w:tcMar>
               <w:top w:w="60" w:type="dxa"/>
@@ -4856,7 +4911,7 @@
         </w:tc>
         <w:tc>
           <w:tcPr>
-            <w:tcW w:w="4332" w:type="dxa"/>
+            <w:tcW w:w="5928" w:type="dxa"/>
             <w:shd w:val="clear" w:color="auto" w:fill="EEF2FF"/>
             <w:tcMar>
               <w:top w:w="60" w:type="dxa"/>
@@ -4882,7 +4937,7 @@
         </w:tc>
         <w:tc>
           <w:tcPr>
-            <w:tcW w:w="679" w:type="dxa"/>
+            <w:tcW w:w="667" w:type="dxa"/>
             <w:shd w:val="clear" w:color="auto" w:fill="EEF2FF"/>
             <w:tcMar>
               <w:top w:w="60" w:type="dxa"/>
@@ -4913,7 +4968,7 @@
         </w:trPr>
         <w:tc>
           <w:tcPr>
-            <w:tcW w:w="1375" w:type="dxa"/>
+            <w:tcW w:w="828" w:type="dxa"/>
             <w:tcMar>
               <w:top w:w="60" w:type="dxa"/>
               <w:bottom w:w="60" w:type="dxa"/>
@@ -4937,7 +4992,7 @@
         </w:tc>
         <w:tc>
           <w:tcPr>
-            <w:tcW w:w="2612" w:type="dxa"/>
+            <w:tcW w:w="1575" w:type="dxa"/>
             <w:tcMar>
               <w:top w:w="60" w:type="dxa"/>
               <w:bottom w:w="60" w:type="dxa"/>
@@ -4961,7 +5016,7 @@
         </w:tc>
         <w:tc>
           <w:tcPr>
-            <w:tcW w:w="4332" w:type="dxa"/>
+            <w:tcW w:w="5928" w:type="dxa"/>
             <w:tcMar>
               <w:top w:w="60" w:type="dxa"/>
               <w:bottom w:w="60" w:type="dxa"/>
@@ -5001,7 +5056,7 @@
         </w:tc>
         <w:tc>
           <w:tcPr>
-            <w:tcW w:w="679" w:type="dxa"/>
+            <w:tcW w:w="667" w:type="dxa"/>
             <w:tcMar>
               <w:top w:w="60" w:type="dxa"/>
               <w:bottom w:w="60" w:type="dxa"/>
@@ -5030,7 +5085,7 @@
         </w:trPr>
         <w:tc>
           <w:tcPr>
-            <w:tcW w:w="1375" w:type="dxa"/>
+            <w:tcW w:w="828" w:type="dxa"/>
             <w:tcMar>
               <w:top w:w="60" w:type="dxa"/>
               <w:bottom w:w="60" w:type="dxa"/>
@@ -5054,7 +5109,7 @@
         </w:tc>
         <w:tc>
           <w:tcPr>
-            <w:tcW w:w="2612" w:type="dxa"/>
+            <w:tcW w:w="1575" w:type="dxa"/>
             <w:tcMar>
               <w:top w:w="60" w:type="dxa"/>
               <w:bottom w:w="60" w:type="dxa"/>
@@ -5078,7 +5133,7 @@
         </w:tc>
         <w:tc>
           <w:tcPr>
-            <w:tcW w:w="4332" w:type="dxa"/>
+            <w:tcW w:w="5928" w:type="dxa"/>
             <w:tcMar>
               <w:top w:w="60" w:type="dxa"/>
               <w:bottom w:w="60" w:type="dxa"/>
@@ -5102,7 +5157,7 @@
         </w:tc>
         <w:tc>
           <w:tcPr>
-            <w:tcW w:w="679" w:type="dxa"/>
+            <w:tcW w:w="667" w:type="dxa"/>
             <w:tcMar>
               <w:top w:w="60" w:type="dxa"/>
               <w:bottom w:w="60" w:type="dxa"/>
@@ -5131,7 +5186,7 @@
         </w:trPr>
         <w:tc>
           <w:tcPr>
-            <w:tcW w:w="1375" w:type="dxa"/>
+            <w:tcW w:w="828" w:type="dxa"/>
             <w:tcMar>
               <w:top w:w="60" w:type="dxa"/>
               <w:bottom w:w="60" w:type="dxa"/>
@@ -5155,7 +5210,7 @@
         </w:tc>
         <w:tc>
           <w:tcPr>
-            <w:tcW w:w="2612" w:type="dxa"/>
+            <w:tcW w:w="1575" w:type="dxa"/>
             <w:tcMar>
               <w:top w:w="60" w:type="dxa"/>
               <w:bottom w:w="60" w:type="dxa"/>
@@ -5179,7 +5234,7 @@
         </w:tc>
         <w:tc>
           <w:tcPr>
-            <w:tcW w:w="4332" w:type="dxa"/>
+            <w:tcW w:w="5928" w:type="dxa"/>
             <w:tcMar>
               <w:top w:w="60" w:type="dxa"/>
               <w:bottom w:w="60" w:type="dxa"/>
@@ -5203,7 +5258,7 @@
         </w:tc>
         <w:tc>
           <w:tcPr>
-            <w:tcW w:w="679" w:type="dxa"/>
+            <w:tcW w:w="667" w:type="dxa"/>
             <w:tcMar>
               <w:top w:w="60" w:type="dxa"/>
               <w:bottom w:w="60" w:type="dxa"/>
@@ -5232,7 +5287,7 @@
         </w:trPr>
         <w:tc>
           <w:tcPr>
-            <w:tcW w:w="1375" w:type="dxa"/>
+            <w:tcW w:w="828" w:type="dxa"/>
             <w:tcMar>
               <w:top w:w="60" w:type="dxa"/>
               <w:bottom w:w="60" w:type="dxa"/>
@@ -5256,7 +5311,7 @@
         </w:tc>
         <w:tc>
           <w:tcPr>
-            <w:tcW w:w="2612" w:type="dxa"/>
+            <w:tcW w:w="1575" w:type="dxa"/>
             <w:tcMar>
               <w:top w:w="60" w:type="dxa"/>
               <w:bottom w:w="60" w:type="dxa"/>
@@ -5280,7 +5335,7 @@
         </w:tc>
         <w:tc>
           <w:tcPr>
-            <w:tcW w:w="4332" w:type="dxa"/>
+            <w:tcW w:w="5928" w:type="dxa"/>
             <w:tcMar>
               <w:top w:w="60" w:type="dxa"/>
               <w:bottom w:w="60" w:type="dxa"/>
@@ -5304,7 +5359,7 @@
         </w:tc>
         <w:tc>
           <w:tcPr>
-            <w:tcW w:w="679" w:type="dxa"/>
+            <w:tcW w:w="667" w:type="dxa"/>
             <w:tcMar>
               <w:top w:w="60" w:type="dxa"/>
               <w:bottom w:w="60" w:type="dxa"/>
@@ -5333,7 +5388,7 @@
         </w:trPr>
         <w:tc>
           <w:tcPr>
-            <w:tcW w:w="1375" w:type="dxa"/>
+            <w:tcW w:w="828" w:type="dxa"/>
             <w:tcMar>
               <w:top w:w="60" w:type="dxa"/>
               <w:bottom w:w="60" w:type="dxa"/>
@@ -5357,7 +5412,7 @@
         </w:tc>
         <w:tc>
           <w:tcPr>
-            <w:tcW w:w="2612" w:type="dxa"/>
+            <w:tcW w:w="1575" w:type="dxa"/>
             <w:tcMar>
               <w:top w:w="60" w:type="dxa"/>
               <w:bottom w:w="60" w:type="dxa"/>
@@ -5381,7 +5436,7 @@
         </w:tc>
         <w:tc>
           <w:tcPr>
-            <w:tcW w:w="4332" w:type="dxa"/>
+            <w:tcW w:w="5928" w:type="dxa"/>
             <w:tcMar>
               <w:top w:w="60" w:type="dxa"/>
               <w:bottom w:w="60" w:type="dxa"/>
@@ -5405,7 +5460,7 @@
         </w:tc>
         <w:tc>
           <w:tcPr>
-            <w:tcW w:w="679" w:type="dxa"/>
+            <w:tcW w:w="667" w:type="dxa"/>
             <w:tcMar>
               <w:top w:w="60" w:type="dxa"/>
               <w:bottom w:w="60" w:type="dxa"/>
@@ -5434,7 +5489,7 @@
         </w:trPr>
         <w:tc>
           <w:tcPr>
-            <w:tcW w:w="1375" w:type="dxa"/>
+            <w:tcW w:w="828" w:type="dxa"/>
             <w:tcMar>
               <w:top w:w="60" w:type="dxa"/>
               <w:bottom w:w="60" w:type="dxa"/>
@@ -5458,7 +5513,7 @@
         </w:tc>
         <w:tc>
           <w:tcPr>
-            <w:tcW w:w="2612" w:type="dxa"/>
+            <w:tcW w:w="1575" w:type="dxa"/>
             <w:tcMar>
               <w:top w:w="60" w:type="dxa"/>
               <w:bottom w:w="60" w:type="dxa"/>
@@ -5482,7 +5537,7 @@
         </w:tc>
         <w:tc>
           <w:tcPr>
-            <w:tcW w:w="4332" w:type="dxa"/>
+            <w:tcW w:w="5928" w:type="dxa"/>
             <w:tcMar>
               <w:top w:w="60" w:type="dxa"/>
               <w:bottom w:w="60" w:type="dxa"/>
@@ -5506,7 +5561,7 @@
         </w:tc>
         <w:tc>
           <w:tcPr>
-            <w:tcW w:w="679" w:type="dxa"/>
+            <w:tcW w:w="667" w:type="dxa"/>
             <w:tcMar>
               <w:top w:w="60" w:type="dxa"/>
               <w:bottom w:w="60" w:type="dxa"/>
@@ -5535,7 +5590,7 @@
         </w:trPr>
         <w:tc>
           <w:tcPr>
-            <w:tcW w:w="1375" w:type="dxa"/>
+            <w:tcW w:w="828" w:type="dxa"/>
             <w:tcMar>
               <w:top w:w="60" w:type="dxa"/>
               <w:bottom w:w="60" w:type="dxa"/>
@@ -5559,7 +5614,7 @@
         </w:tc>
         <w:tc>
           <w:tcPr>
-            <w:tcW w:w="2612" w:type="dxa"/>
+            <w:tcW w:w="1575" w:type="dxa"/>
             <w:tcMar>
               <w:top w:w="60" w:type="dxa"/>
               <w:bottom w:w="60" w:type="dxa"/>
@@ -5583,7 +5638,7 @@
         </w:tc>
         <w:tc>
           <w:tcPr>
-            <w:tcW w:w="4332" w:type="dxa"/>
+            <w:tcW w:w="5928" w:type="dxa"/>
             <w:tcMar>
               <w:top w:w="60" w:type="dxa"/>
               <w:bottom w:w="60" w:type="dxa"/>
@@ -5607,7 +5662,7 @@
         </w:tc>
         <w:tc>
           <w:tcPr>
-            <w:tcW w:w="679" w:type="dxa"/>
+            <w:tcW w:w="667" w:type="dxa"/>
             <w:tcMar>
               <w:top w:w="60" w:type="dxa"/>
               <w:bottom w:w="60" w:type="dxa"/>
@@ -5636,7 +5691,7 @@
         </w:trPr>
         <w:tc>
           <w:tcPr>
-            <w:tcW w:w="1375" w:type="dxa"/>
+            <w:tcW w:w="828" w:type="dxa"/>
             <w:tcMar>
               <w:top w:w="60" w:type="dxa"/>
               <w:bottom w:w="60" w:type="dxa"/>
@@ -5660,7 +5715,7 @@
         </w:tc>
         <w:tc>
           <w:tcPr>
-            <w:tcW w:w="2612" w:type="dxa"/>
+            <w:tcW w:w="1575" w:type="dxa"/>
             <w:tcMar>
               <w:top w:w="60" w:type="dxa"/>
               <w:bottom w:w="60" w:type="dxa"/>
@@ -5684,7 +5739,7 @@
         </w:tc>
         <w:tc>
           <w:tcPr>
-            <w:tcW w:w="4332" w:type="dxa"/>
+            <w:tcW w:w="5928" w:type="dxa"/>
             <w:tcMar>
               <w:top w:w="60" w:type="dxa"/>
               <w:bottom w:w="60" w:type="dxa"/>
@@ -5708,7 +5763,7 @@
         </w:tc>
         <w:tc>
           <w:tcPr>
-            <w:tcW w:w="679" w:type="dxa"/>
+            <w:tcW w:w="667" w:type="dxa"/>
             <w:tcMar>
               <w:top w:w="60" w:type="dxa"/>
               <w:bottom w:w="60" w:type="dxa"/>
@@ -5737,7 +5792,7 @@
         </w:trPr>
         <w:tc>
           <w:tcPr>
-            <w:tcW w:w="1375" w:type="dxa"/>
+            <w:tcW w:w="828" w:type="dxa"/>
             <w:tcMar>
               <w:top w:w="60" w:type="dxa"/>
               <w:bottom w:w="60" w:type="dxa"/>
@@ -5761,7 +5816,7 @@
         </w:tc>
         <w:tc>
           <w:tcPr>
-            <w:tcW w:w="2612" w:type="dxa"/>
+            <w:tcW w:w="1575" w:type="dxa"/>
             <w:tcMar>
               <w:top w:w="60" w:type="dxa"/>
               <w:bottom w:w="60" w:type="dxa"/>
@@ -5785,7 +5840,7 @@
         </w:tc>
         <w:tc>
           <w:tcPr>
-            <w:tcW w:w="4332" w:type="dxa"/>
+            <w:tcW w:w="5928" w:type="dxa"/>
             <w:tcMar>
               <w:top w:w="60" w:type="dxa"/>
               <w:bottom w:w="60" w:type="dxa"/>
@@ -5809,7 +5864,7 @@
         </w:tc>
         <w:tc>
           <w:tcPr>
-            <w:tcW w:w="679" w:type="dxa"/>
+            <w:tcW w:w="667" w:type="dxa"/>
             <w:tcMar>
               <w:top w:w="60" w:type="dxa"/>
               <w:bottom w:w="60" w:type="dxa"/>
@@ -5838,7 +5893,7 @@
         </w:trPr>
         <w:tc>
           <w:tcPr>
-            <w:tcW w:w="1375" w:type="dxa"/>
+            <w:tcW w:w="828" w:type="dxa"/>
             <w:tcMar>
               <w:top w:w="60" w:type="dxa"/>
               <w:bottom w:w="60" w:type="dxa"/>
@@ -5862,7 +5917,7 @@
         </w:tc>
         <w:tc>
           <w:tcPr>
-            <w:tcW w:w="2612" w:type="dxa"/>
+            <w:tcW w:w="1575" w:type="dxa"/>
             <w:tcMar>
               <w:top w:w="60" w:type="dxa"/>
               <w:bottom w:w="60" w:type="dxa"/>
@@ -5886,7 +5941,7 @@
         </w:tc>
         <w:tc>
           <w:tcPr>
-            <w:tcW w:w="4332" w:type="dxa"/>
+            <w:tcW w:w="5928" w:type="dxa"/>
             <w:tcMar>
               <w:top w:w="60" w:type="dxa"/>
               <w:bottom w:w="60" w:type="dxa"/>
@@ -5910,7 +5965,7 @@
         </w:tc>
         <w:tc>
           <w:tcPr>
-            <w:tcW w:w="679" w:type="dxa"/>
+            <w:tcW w:w="667" w:type="dxa"/>
             <w:tcMar>
               <w:top w:w="60" w:type="dxa"/>
               <w:bottom w:w="60" w:type="dxa"/>
@@ -5939,7 +5994,7 @@
         </w:trPr>
         <w:tc>
           <w:tcPr>
-            <w:tcW w:w="1375" w:type="dxa"/>
+            <w:tcW w:w="828" w:type="dxa"/>
             <w:tcMar>
               <w:top w:w="60" w:type="dxa"/>
               <w:bottom w:w="60" w:type="dxa"/>
@@ -5963,7 +6018,7 @@
         </w:tc>
         <w:tc>
           <w:tcPr>
-            <w:tcW w:w="2612" w:type="dxa"/>
+            <w:tcW w:w="1575" w:type="dxa"/>
             <w:tcMar>
               <w:top w:w="60" w:type="dxa"/>
               <w:bottom w:w="60" w:type="dxa"/>
@@ -5987,7 +6042,7 @@
         </w:tc>
         <w:tc>
           <w:tcPr>
-            <w:tcW w:w="4332" w:type="dxa"/>
+            <w:tcW w:w="5928" w:type="dxa"/>
             <w:tcMar>
               <w:top w:w="60" w:type="dxa"/>
               <w:bottom w:w="60" w:type="dxa"/>
@@ -6011,7 +6066,7 @@
         </w:tc>
         <w:tc>
           <w:tcPr>
-            <w:tcW w:w="679" w:type="dxa"/>
+            <w:tcW w:w="667" w:type="dxa"/>
             <w:tcMar>
               <w:top w:w="60" w:type="dxa"/>
               <w:bottom w:w="60" w:type="dxa"/>
@@ -6040,7 +6095,7 @@
         </w:trPr>
         <w:tc>
           <w:tcPr>
-            <w:tcW w:w="1375" w:type="dxa"/>
+            <w:tcW w:w="828" w:type="dxa"/>
             <w:tcMar>
               <w:top w:w="60" w:type="dxa"/>
               <w:bottom w:w="60" w:type="dxa"/>
@@ -6064,7 +6119,7 @@
         </w:tc>
         <w:tc>
           <w:tcPr>
-            <w:tcW w:w="2612" w:type="dxa"/>
+            <w:tcW w:w="1575" w:type="dxa"/>
             <w:tcMar>
               <w:top w:w="60" w:type="dxa"/>
               <w:bottom w:w="60" w:type="dxa"/>
@@ -6088,7 +6143,7 @@
         </w:tc>
         <w:tc>
           <w:tcPr>
-            <w:tcW w:w="4332" w:type="dxa"/>
+            <w:tcW w:w="5928" w:type="dxa"/>
             <w:tcMar>
               <w:top w:w="60" w:type="dxa"/>
               <w:bottom w:w="60" w:type="dxa"/>
@@ -6112,7 +6167,7 @@
         </w:tc>
         <w:tc>
           <w:tcPr>
-            <w:tcW w:w="679" w:type="dxa"/>
+            <w:tcW w:w="667" w:type="dxa"/>
             <w:tcMar>
               <w:top w:w="60" w:type="dxa"/>
               <w:bottom w:w="60" w:type="dxa"/>
@@ -6141,7 +6196,7 @@
         </w:trPr>
         <w:tc>
           <w:tcPr>
-            <w:tcW w:w="1375" w:type="dxa"/>
+            <w:tcW w:w="828" w:type="dxa"/>
             <w:tcMar>
               <w:top w:w="60" w:type="dxa"/>
               <w:bottom w:w="60" w:type="dxa"/>
@@ -6165,7 +6220,7 @@
         </w:tc>
         <w:tc>
           <w:tcPr>
-            <w:tcW w:w="2612" w:type="dxa"/>
+            <w:tcW w:w="1575" w:type="dxa"/>
             <w:tcMar>
               <w:top w:w="60" w:type="dxa"/>
               <w:bottom w:w="60" w:type="dxa"/>
@@ -6189,7 +6244,7 @@
         </w:tc>
         <w:tc>
           <w:tcPr>
-            <w:tcW w:w="4332" w:type="dxa"/>
+            <w:tcW w:w="5928" w:type="dxa"/>
             <w:tcMar>
               <w:top w:w="60" w:type="dxa"/>
               <w:bottom w:w="60" w:type="dxa"/>
@@ -6213,7 +6268,7 @@
         </w:tc>
         <w:tc>
           <w:tcPr>
-            <w:tcW w:w="679" w:type="dxa"/>
+            <w:tcW w:w="667" w:type="dxa"/>
             <w:tcMar>
               <w:top w:w="60" w:type="dxa"/>
               <w:bottom w:w="60" w:type="dxa"/>
@@ -6242,7 +6297,7 @@
         </w:trPr>
         <w:tc>
           <w:tcPr>
-            <w:tcW w:w="1375" w:type="dxa"/>
+            <w:tcW w:w="828" w:type="dxa"/>
             <w:tcMar>
               <w:top w:w="60" w:type="dxa"/>
               <w:bottom w:w="60" w:type="dxa"/>
@@ -6266,7 +6321,7 @@
         </w:tc>
         <w:tc>
           <w:tcPr>
-            <w:tcW w:w="2612" w:type="dxa"/>
+            <w:tcW w:w="1575" w:type="dxa"/>
             <w:tcMar>
               <w:top w:w="60" w:type="dxa"/>
               <w:bottom w:w="60" w:type="dxa"/>
@@ -6290,7 +6345,7 @@
         </w:tc>
         <w:tc>
           <w:tcPr>
-            <w:tcW w:w="4332" w:type="dxa"/>
+            <w:tcW w:w="5928" w:type="dxa"/>
             <w:tcMar>
               <w:top w:w="60" w:type="dxa"/>
               <w:bottom w:w="60" w:type="dxa"/>
@@ -6322,7 +6377,7 @@
         </w:tc>
         <w:tc>
           <w:tcPr>
-            <w:tcW w:w="679" w:type="dxa"/>
+            <w:tcW w:w="667" w:type="dxa"/>
             <w:tcMar>
               <w:top w:w="60" w:type="dxa"/>
               <w:bottom w:w="60" w:type="dxa"/>
@@ -6351,7 +6406,7 @@
         </w:trPr>
         <w:tc>
           <w:tcPr>
-            <w:tcW w:w="1375" w:type="dxa"/>
+            <w:tcW w:w="828" w:type="dxa"/>
             <w:tcMar>
               <w:top w:w="60" w:type="dxa"/>
               <w:bottom w:w="60" w:type="dxa"/>
@@ -6375,7 +6430,7 @@
         </w:tc>
         <w:tc>
           <w:tcPr>
-            <w:tcW w:w="2612" w:type="dxa"/>
+            <w:tcW w:w="1575" w:type="dxa"/>
             <w:tcMar>
               <w:top w:w="60" w:type="dxa"/>
               <w:bottom w:w="60" w:type="dxa"/>
@@ -6399,7 +6454,7 @@
         </w:tc>
         <w:tc>
           <w:tcPr>
-            <w:tcW w:w="4332" w:type="dxa"/>
+            <w:tcW w:w="5928" w:type="dxa"/>
             <w:tcMar>
               <w:top w:w="60" w:type="dxa"/>
               <w:bottom w:w="60" w:type="dxa"/>
@@ -6423,7 +6478,7 @@
         </w:tc>
         <w:tc>
           <w:tcPr>
-            <w:tcW w:w="679" w:type="dxa"/>
+            <w:tcW w:w="667" w:type="dxa"/>
             <w:tcMar>
               <w:top w:w="60" w:type="dxa"/>
               <w:bottom w:w="60" w:type="dxa"/>
@@ -6452,7 +6507,7 @@
         </w:trPr>
         <w:tc>
           <w:tcPr>
-            <w:tcW w:w="1375" w:type="dxa"/>
+            <w:tcW w:w="828" w:type="dxa"/>
             <w:tcMar>
               <w:top w:w="60" w:type="dxa"/>
               <w:bottom w:w="60" w:type="dxa"/>
@@ -6476,7 +6531,7 @@
         </w:tc>
         <w:tc>
           <w:tcPr>
-            <w:tcW w:w="2612" w:type="dxa"/>
+            <w:tcW w:w="1575" w:type="dxa"/>
             <w:tcMar>
               <w:top w:w="60" w:type="dxa"/>
               <w:bottom w:w="60" w:type="dxa"/>
@@ -6500,7 +6555,7 @@
         </w:tc>
         <w:tc>
           <w:tcPr>
-            <w:tcW w:w="4332" w:type="dxa"/>
+            <w:tcW w:w="5928" w:type="dxa"/>
             <w:tcMar>
               <w:top w:w="60" w:type="dxa"/>
               <w:bottom w:w="60" w:type="dxa"/>
@@ -6524,7 +6579,7 @@
         </w:tc>
         <w:tc>
           <w:tcPr>
-            <w:tcW w:w="679" w:type="dxa"/>
+            <w:tcW w:w="667" w:type="dxa"/>
             <w:tcMar>
               <w:top w:w="60" w:type="dxa"/>
               <w:bottom w:w="60" w:type="dxa"/>
@@ -6553,7 +6608,7 @@
         </w:trPr>
         <w:tc>
           <w:tcPr>
-            <w:tcW w:w="1375" w:type="dxa"/>
+            <w:tcW w:w="828" w:type="dxa"/>
             <w:tcMar>
               <w:top w:w="60" w:type="dxa"/>
               <w:bottom w:w="60" w:type="dxa"/>
@@ -6577,7 +6632,7 @@
         </w:tc>
         <w:tc>
           <w:tcPr>
-            <w:tcW w:w="2612" w:type="dxa"/>
+            <w:tcW w:w="1575" w:type="dxa"/>
             <w:tcMar>
               <w:top w:w="60" w:type="dxa"/>
               <w:bottom w:w="60" w:type="dxa"/>
@@ -6601,7 +6656,7 @@
         </w:tc>
         <w:tc>
           <w:tcPr>
-            <w:tcW w:w="4332" w:type="dxa"/>
+            <w:tcW w:w="5928" w:type="dxa"/>
             <w:tcMar>
               <w:top w:w="60" w:type="dxa"/>
               <w:bottom w:w="60" w:type="dxa"/>
@@ -6625,7 +6680,7 @@
         </w:tc>
         <w:tc>
           <w:tcPr>
-            <w:tcW w:w="679" w:type="dxa"/>
+            <w:tcW w:w="667" w:type="dxa"/>
             <w:tcMar>
               <w:top w:w="60" w:type="dxa"/>
               <w:bottom w:w="60" w:type="dxa"/>
@@ -6654,7 +6709,7 @@
         </w:trPr>
         <w:tc>
           <w:tcPr>
-            <w:tcW w:w="1375" w:type="dxa"/>
+            <w:tcW w:w="828" w:type="dxa"/>
             <w:tcMar>
               <w:top w:w="60" w:type="dxa"/>
               <w:bottom w:w="60" w:type="dxa"/>
@@ -6678,7 +6733,7 @@
         </w:tc>
         <w:tc>
           <w:tcPr>
-            <w:tcW w:w="2612" w:type="dxa"/>
+            <w:tcW w:w="1575" w:type="dxa"/>
             <w:tcMar>
               <w:top w:w="60" w:type="dxa"/>
               <w:bottom w:w="60" w:type="dxa"/>
@@ -6702,7 +6757,7 @@
         </w:tc>
         <w:tc>
           <w:tcPr>
-            <w:tcW w:w="4332" w:type="dxa"/>
+            <w:tcW w:w="5928" w:type="dxa"/>
             <w:tcMar>
               <w:top w:w="60" w:type="dxa"/>
               <w:bottom w:w="60" w:type="dxa"/>
@@ -6726,7 +6781,7 @@
         </w:tc>
         <w:tc>
           <w:tcPr>
-            <w:tcW w:w="679" w:type="dxa"/>
+            <w:tcW w:w="667" w:type="dxa"/>
             <w:tcMar>
               <w:top w:w="60" w:type="dxa"/>
               <w:bottom w:w="60" w:type="dxa"/>
@@ -6755,7 +6810,7 @@
         </w:trPr>
         <w:tc>
           <w:tcPr>
-            <w:tcW w:w="1375" w:type="dxa"/>
+            <w:tcW w:w="828" w:type="dxa"/>
             <w:tcMar>
               <w:top w:w="60" w:type="dxa"/>
               <w:bottom w:w="60" w:type="dxa"/>
@@ -6779,7 +6834,7 @@
         </w:tc>
         <w:tc>
           <w:tcPr>
-            <w:tcW w:w="2612" w:type="dxa"/>
+            <w:tcW w:w="1575" w:type="dxa"/>
             <w:tcMar>
               <w:top w:w="60" w:type="dxa"/>
               <w:bottom w:w="60" w:type="dxa"/>
@@ -6803,7 +6858,7 @@
         </w:tc>
         <w:tc>
           <w:tcPr>
-            <w:tcW w:w="4332" w:type="dxa"/>
+            <w:tcW w:w="5928" w:type="dxa"/>
             <w:tcMar>
               <w:top w:w="60" w:type="dxa"/>
               <w:bottom w:w="60" w:type="dxa"/>
@@ -6827,7 +6882,7 @@
         </w:tc>
         <w:tc>
           <w:tcPr>
-            <w:tcW w:w="679" w:type="dxa"/>
+            <w:tcW w:w="667" w:type="dxa"/>
             <w:tcMar>
               <w:top w:w="60" w:type="dxa"/>
               <w:bottom w:w="60" w:type="dxa"/>
@@ -6856,7 +6911,7 @@
         </w:trPr>
         <w:tc>
           <w:tcPr>
-            <w:tcW w:w="1375" w:type="dxa"/>
+            <w:tcW w:w="828" w:type="dxa"/>
             <w:tcMar>
               <w:top w:w="60" w:type="dxa"/>
               <w:bottom w:w="60" w:type="dxa"/>
@@ -6880,7 +6935,7 @@
         </w:tc>
         <w:tc>
           <w:tcPr>
-            <w:tcW w:w="2612" w:type="dxa"/>
+            <w:tcW w:w="1575" w:type="dxa"/>
             <w:tcMar>
               <w:top w:w="60" w:type="dxa"/>
               <w:bottom w:w="60" w:type="dxa"/>
@@ -6904,7 +6959,7 @@
         </w:tc>
         <w:tc>
           <w:tcPr>
-            <w:tcW w:w="4332" w:type="dxa"/>
+            <w:tcW w:w="5928" w:type="dxa"/>
             <w:tcMar>
               <w:top w:w="60" w:type="dxa"/>
               <w:bottom w:w="60" w:type="dxa"/>
@@ -6928,7 +6983,7 @@
         </w:tc>
         <w:tc>
           <w:tcPr>
-            <w:tcW w:w="679" w:type="dxa"/>
+            <w:tcW w:w="667" w:type="dxa"/>
             <w:tcMar>
               <w:top w:w="60" w:type="dxa"/>
               <w:bottom w:w="60" w:type="dxa"/>
@@ -6957,7 +7012,7 @@
         </w:trPr>
         <w:tc>
           <w:tcPr>
-            <w:tcW w:w="1375" w:type="dxa"/>
+            <w:tcW w:w="828" w:type="dxa"/>
             <w:tcMar>
               <w:top w:w="60" w:type="dxa"/>
               <w:bottom w:w="60" w:type="dxa"/>
@@ -6981,7 +7036,7 @@
         </w:tc>
         <w:tc>
           <w:tcPr>
-            <w:tcW w:w="2612" w:type="dxa"/>
+            <w:tcW w:w="1575" w:type="dxa"/>
             <w:tcMar>
               <w:top w:w="60" w:type="dxa"/>
               <w:bottom w:w="60" w:type="dxa"/>
@@ -7005,7 +7060,7 @@
         </w:tc>
         <w:tc>
           <w:tcPr>
-            <w:tcW w:w="4332" w:type="dxa"/>
+            <w:tcW w:w="5928" w:type="dxa"/>
             <w:tcMar>
               <w:top w:w="60" w:type="dxa"/>
               <w:bottom w:w="60" w:type="dxa"/>
@@ -7029,7 +7084,7 @@
         </w:tc>
         <w:tc>
           <w:tcPr>
-            <w:tcW w:w="679" w:type="dxa"/>
+            <w:tcW w:w="667" w:type="dxa"/>
             <w:tcMar>
               <w:top w:w="60" w:type="dxa"/>
               <w:bottom w:w="60" w:type="dxa"/>
@@ -7058,7 +7113,7 @@
         </w:trPr>
         <w:tc>
           <w:tcPr>
-            <w:tcW w:w="1375" w:type="dxa"/>
+            <w:tcW w:w="828" w:type="dxa"/>
             <w:tcMar>
               <w:top w:w="60" w:type="dxa"/>
               <w:bottom w:w="60" w:type="dxa"/>
@@ -7082,7 +7137,7 @@
         </w:tc>
         <w:tc>
           <w:tcPr>
-            <w:tcW w:w="2612" w:type="dxa"/>
+            <w:tcW w:w="1575" w:type="dxa"/>
             <w:tcMar>
               <w:top w:w="60" w:type="dxa"/>
               <w:bottom w:w="60" w:type="dxa"/>
@@ -7106,7 +7161,7 @@
         </w:tc>
         <w:tc>
           <w:tcPr>
-            <w:tcW w:w="4332" w:type="dxa"/>
+            <w:tcW w:w="5928" w:type="dxa"/>
             <w:tcMar>
               <w:top w:w="60" w:type="dxa"/>
               <w:bottom w:w="60" w:type="dxa"/>
@@ -7130,7 +7185,7 @@
         </w:tc>
         <w:tc>
           <w:tcPr>
-            <w:tcW w:w="679" w:type="dxa"/>
+            <w:tcW w:w="667" w:type="dxa"/>
             <w:tcMar>
               <w:top w:w="60" w:type="dxa"/>
               <w:bottom w:w="60" w:type="dxa"/>
@@ -7159,7 +7214,7 @@
         </w:trPr>
         <w:tc>
           <w:tcPr>
-            <w:tcW w:w="1375" w:type="dxa"/>
+            <w:tcW w:w="828" w:type="dxa"/>
             <w:tcMar>
               <w:top w:w="60" w:type="dxa"/>
               <w:bottom w:w="60" w:type="dxa"/>
@@ -7183,7 +7238,7 @@
         </w:tc>
         <w:tc>
           <w:tcPr>
-            <w:tcW w:w="2612" w:type="dxa"/>
+            <w:tcW w:w="1575" w:type="dxa"/>
             <w:tcMar>
               <w:top w:w="60" w:type="dxa"/>
               <w:bottom w:w="60" w:type="dxa"/>
@@ -7207,7 +7262,7 @@
         </w:tc>
         <w:tc>
           <w:tcPr>
-            <w:tcW w:w="4332" w:type="dxa"/>
+            <w:tcW w:w="5928" w:type="dxa"/>
             <w:tcMar>
               <w:top w:w="60" w:type="dxa"/>
               <w:bottom w:w="60" w:type="dxa"/>
@@ -7231,7 +7286,7 @@
         </w:tc>
         <w:tc>
           <w:tcPr>
-            <w:tcW w:w="679" w:type="dxa"/>
+            <w:tcW w:w="667" w:type="dxa"/>
             <w:tcMar>
               <w:top w:w="60" w:type="dxa"/>
               <w:bottom w:w="60" w:type="dxa"/>
@@ -7260,7 +7315,7 @@
         </w:trPr>
         <w:tc>
           <w:tcPr>
-            <w:tcW w:w="1375" w:type="dxa"/>
+            <w:tcW w:w="828" w:type="dxa"/>
             <w:tcMar>
               <w:top w:w="60" w:type="dxa"/>
               <w:bottom w:w="60" w:type="dxa"/>
@@ -7284,7 +7339,7 @@
         </w:tc>
         <w:tc>
           <w:tcPr>
-            <w:tcW w:w="2612" w:type="dxa"/>
+            <w:tcW w:w="1575" w:type="dxa"/>
             <w:tcMar>
               <w:top w:w="60" w:type="dxa"/>
               <w:bottom w:w="60" w:type="dxa"/>
@@ -7308,7 +7363,7 @@
         </w:tc>
         <w:tc>
           <w:tcPr>
-            <w:tcW w:w="4332" w:type="dxa"/>
+            <w:tcW w:w="5928" w:type="dxa"/>
             <w:tcMar>
               <w:top w:w="60" w:type="dxa"/>
               <w:bottom w:w="60" w:type="dxa"/>
@@ -7341,7 +7396,7 @@
         </w:tc>
         <w:tc>
           <w:tcPr>
-            <w:tcW w:w="679" w:type="dxa"/>
+            <w:tcW w:w="667" w:type="dxa"/>
             <w:tcMar>
               <w:top w:w="60" w:type="dxa"/>
               <w:bottom w:w="60" w:type="dxa"/>
@@ -7370,7 +7425,7 @@
         </w:trPr>
         <w:tc>
           <w:tcPr>
-            <w:tcW w:w="1375" w:type="dxa"/>
+            <w:tcW w:w="828" w:type="dxa"/>
             <w:tcMar>
               <w:top w:w="60" w:type="dxa"/>
               <w:bottom w:w="60" w:type="dxa"/>
@@ -7394,7 +7449,7 @@
         </w:tc>
         <w:tc>
           <w:tcPr>
-            <w:tcW w:w="2612" w:type="dxa"/>
+            <w:tcW w:w="1575" w:type="dxa"/>
             <w:tcMar>
               <w:top w:w="60" w:type="dxa"/>
               <w:bottom w:w="60" w:type="dxa"/>
@@ -7418,7 +7473,7 @@
         </w:tc>
         <w:tc>
           <w:tcPr>
-            <w:tcW w:w="4332" w:type="dxa"/>
+            <w:tcW w:w="5928" w:type="dxa"/>
             <w:tcMar>
               <w:top w:w="60" w:type="dxa"/>
               <w:bottom w:w="60" w:type="dxa"/>
@@ -7442,7 +7497,7 @@
         </w:tc>
         <w:tc>
           <w:tcPr>
-            <w:tcW w:w="679" w:type="dxa"/>
+            <w:tcW w:w="667" w:type="dxa"/>
             <w:tcMar>
               <w:top w:w="60" w:type="dxa"/>
               <w:bottom w:w="60" w:type="dxa"/>
@@ -7471,7 +7526,7 @@
         </w:trPr>
         <w:tc>
           <w:tcPr>
-            <w:tcW w:w="1375" w:type="dxa"/>
+            <w:tcW w:w="828" w:type="dxa"/>
             <w:tcMar>
               <w:top w:w="60" w:type="dxa"/>
               <w:bottom w:w="60" w:type="dxa"/>
@@ -7495,7 +7550,7 @@
         </w:tc>
         <w:tc>
           <w:tcPr>
-            <w:tcW w:w="2612" w:type="dxa"/>
+            <w:tcW w:w="1575" w:type="dxa"/>
             <w:tcMar>
               <w:top w:w="60" w:type="dxa"/>
               <w:bottom w:w="60" w:type="dxa"/>
@@ -7519,7 +7574,7 @@
         </w:tc>
         <w:tc>
           <w:tcPr>
-            <w:tcW w:w="4332" w:type="dxa"/>
+            <w:tcW w:w="5928" w:type="dxa"/>
             <w:tcMar>
               <w:top w:w="60" w:type="dxa"/>
               <w:bottom w:w="60" w:type="dxa"/>
@@ -7543,7 +7598,7 @@
         </w:tc>
         <w:tc>
           <w:tcPr>
-            <w:tcW w:w="679" w:type="dxa"/>
+            <w:tcW w:w="667" w:type="dxa"/>
             <w:tcMar>
               <w:top w:w="60" w:type="dxa"/>
               <w:bottom w:w="60" w:type="dxa"/>
@@ -7572,7 +7627,7 @@
         </w:trPr>
         <w:tc>
           <w:tcPr>
-            <w:tcW w:w="1375" w:type="dxa"/>
+            <w:tcW w:w="828" w:type="dxa"/>
             <w:tcMar>
               <w:top w:w="60" w:type="dxa"/>
               <w:bottom w:w="60" w:type="dxa"/>
@@ -7596,7 +7651,7 @@
         </w:tc>
         <w:tc>
           <w:tcPr>
-            <w:tcW w:w="2612" w:type="dxa"/>
+            <w:tcW w:w="1575" w:type="dxa"/>
             <w:tcMar>
               <w:top w:w="60" w:type="dxa"/>
               <w:bottom w:w="60" w:type="dxa"/>
@@ -7620,31 +7675,31 @@
         </w:tc>
         <w:tc>
           <w:tcPr>
-            <w:tcW w:w="4332" w:type="dxa"/>
-            <w:tcMar>
-              <w:top w:w="60" w:type="dxa"/>
-              <w:bottom w:w="60" w:type="dxa"/>
-              <w:left w:w="100" w:type="dxa"/>
-              <w:right w:w="100" w:type="dxa"/>
-            </w:tcMar>
-          </w:tcPr>
-          <w:p>
-            <w:pPr>
-              <w:spacing w:after="0" w:line="260" w:lineRule="auto"/>
-            </w:pPr>
-            <w:r>
-              <w:rPr>
-                <w:rFonts w:ascii="Calibri" w:hAnsi="Calibri" w:eastAsia="Malgun Gothic"/>
-                <w:sz w:val="18"/>
-                <w:color w:val="1F2937"/>
-              </w:rPr>
-              <w:t xml:space="preserve">same geometry as the adsorbate in the complexes</w:t>
-            </w:r>
-          </w:p>
-        </w:tc>
-        <w:tc>
-          <w:tcPr>
-            <w:tcW w:w="679" w:type="dxa"/>
+            <w:tcW w:w="5928" w:type="dxa"/>
+            <w:tcMar>
+              <w:top w:w="60" w:type="dxa"/>
+              <w:bottom w:w="60" w:type="dxa"/>
+              <w:left w:w="100" w:type="dxa"/>
+              <w:right w:w="100" w:type="dxa"/>
+            </w:tcMar>
+          </w:tcPr>
+          <w:p>
+            <w:pPr>
+              <w:spacing w:after="0" w:line="260" w:lineRule="auto"/>
+            </w:pPr>
+            <w:r>
+              <w:rPr>
+                <w:rFonts w:ascii="Calibri" w:hAnsi="Calibri" w:eastAsia="Malgun Gothic"/>
+                <w:sz w:val="18"/>
+                <w:color w:val="1F2937"/>
+              </w:rPr>
+              <w:t xml:space="preserve">one UMA-relaxed isolated-molecule conformer, shared by all poses; it differs from every adsorbed conformer (internal distances by up to 0.26 Å)</w:t>
+            </w:r>
+          </w:p>
+        </w:tc>
+        <w:tc>
+          <w:tcPr>
+            <w:tcW w:w="667" w:type="dxa"/>
             <w:tcMar>
               <w:top w:w="60" w:type="dxa"/>
               <w:bottom w:w="60" w:type="dxa"/>
@@ -7673,7 +7728,7 @@
         </w:trPr>
         <w:tc>
           <w:tcPr>
-            <w:tcW w:w="1375" w:type="dxa"/>
+            <w:tcW w:w="828" w:type="dxa"/>
             <w:tcMar>
               <w:top w:w="60" w:type="dxa"/>
               <w:bottom w:w="60" w:type="dxa"/>
@@ -7697,7 +7752,7 @@
         </w:tc>
         <w:tc>
           <w:tcPr>
-            <w:tcW w:w="2612" w:type="dxa"/>
+            <w:tcW w:w="1575" w:type="dxa"/>
             <w:tcMar>
               <w:top w:w="60" w:type="dxa"/>
               <w:bottom w:w="60" w:type="dxa"/>
@@ -7721,7 +7776,7 @@
         </w:tc>
         <w:tc>
           <w:tcPr>
-            <w:tcW w:w="4332" w:type="dxa"/>
+            <w:tcW w:w="5928" w:type="dxa"/>
             <w:tcMar>
               <w:top w:w="60" w:type="dxa"/>
               <w:bottom w:w="60" w:type="dxa"/>
@@ -7745,7 +7800,7 @@
         </w:tc>
         <w:tc>
           <w:tcPr>
-            <w:tcW w:w="679" w:type="dxa"/>
+            <w:tcW w:w="667" w:type="dxa"/>
             <w:tcMar>
               <w:top w:w="60" w:type="dxa"/>
               <w:bottom w:w="60" w:type="dxa"/>
@@ -7774,7 +7829,7 @@
         </w:trPr>
         <w:tc>
           <w:tcPr>
-            <w:tcW w:w="1375" w:type="dxa"/>
+            <w:tcW w:w="828" w:type="dxa"/>
             <w:tcMar>
               <w:top w:w="60" w:type="dxa"/>
               <w:bottom w:w="60" w:type="dxa"/>
@@ -7798,7 +7853,7 @@
         </w:tc>
         <w:tc>
           <w:tcPr>
-            <w:tcW w:w="2612" w:type="dxa"/>
+            <w:tcW w:w="1575" w:type="dxa"/>
             <w:tcMar>
               <w:top w:w="60" w:type="dxa"/>
               <w:bottom w:w="60" w:type="dxa"/>
@@ -7822,7 +7877,7 @@
         </w:tc>
         <w:tc>
           <w:tcPr>
-            <w:tcW w:w="4332" w:type="dxa"/>
+            <w:tcW w:w="5928" w:type="dxa"/>
             <w:tcMar>
               <w:top w:w="60" w:type="dxa"/>
               <w:bottom w:w="60" w:type="dxa"/>
@@ -7846,7 +7901,7 @@
         </w:tc>
         <w:tc>
           <w:tcPr>
-            <w:tcW w:w="679" w:type="dxa"/>
+            <w:tcW w:w="667" w:type="dxa"/>
             <w:tcMar>
               <w:top w:w="60" w:type="dxa"/>
               <w:bottom w:w="60" w:type="dxa"/>
@@ -7875,7 +7930,7 @@
         </w:trPr>
         <w:tc>
           <w:tcPr>
-            <w:tcW w:w="1375" w:type="dxa"/>
+            <w:tcW w:w="828" w:type="dxa"/>
             <w:tcMar>
               <w:top w:w="60" w:type="dxa"/>
               <w:bottom w:w="60" w:type="dxa"/>
@@ -7899,7 +7954,7 @@
         </w:tc>
         <w:tc>
           <w:tcPr>
-            <w:tcW w:w="2612" w:type="dxa"/>
+            <w:tcW w:w="1575" w:type="dxa"/>
             <w:tcMar>
               <w:top w:w="60" w:type="dxa"/>
               <w:bottom w:w="60" w:type="dxa"/>
@@ -7923,7 +7978,7 @@
         </w:tc>
         <w:tc>
           <w:tcPr>
-            <w:tcW w:w="4332" w:type="dxa"/>
+            <w:tcW w:w="5928" w:type="dxa"/>
             <w:tcMar>
               <w:top w:w="60" w:type="dxa"/>
               <w:bottom w:w="60" w:type="dxa"/>
@@ -7947,7 +8002,7 @@
         </w:tc>
         <w:tc>
           <w:tcPr>
-            <w:tcW w:w="679" w:type="dxa"/>
+            <w:tcW w:w="667" w:type="dxa"/>
             <w:tcMar>
               <w:top w:w="60" w:type="dxa"/>
               <w:bottom w:w="60" w:type="dxa"/>
@@ -7976,7 +8031,7 @@
         </w:trPr>
         <w:tc>
           <w:tcPr>
-            <w:tcW w:w="1375" w:type="dxa"/>
+            <w:tcW w:w="828" w:type="dxa"/>
             <w:tcMar>
               <w:top w:w="60" w:type="dxa"/>
               <w:bottom w:w="60" w:type="dxa"/>
@@ -8000,7 +8055,7 @@
         </w:tc>
         <w:tc>
           <w:tcPr>
-            <w:tcW w:w="2612" w:type="dxa"/>
+            <w:tcW w:w="1575" w:type="dxa"/>
             <w:tcMar>
               <w:top w:w="60" w:type="dxa"/>
               <w:bottom w:w="60" w:type="dxa"/>
@@ -8024,7 +8079,7 @@
         </w:tc>
         <w:tc>
           <w:tcPr>
-            <w:tcW w:w="4332" w:type="dxa"/>
+            <w:tcW w:w="5928" w:type="dxa"/>
             <w:tcMar>
               <w:top w:w="60" w:type="dxa"/>
               <w:bottom w:w="60" w:type="dxa"/>
@@ -8048,7 +8103,7 @@
         </w:tc>
         <w:tc>
           <w:tcPr>
-            <w:tcW w:w="679" w:type="dxa"/>
+            <w:tcW w:w="667" w:type="dxa"/>
             <w:tcMar>
               <w:top w:w="60" w:type="dxa"/>
               <w:bottom w:w="60" w:type="dxa"/>
@@ -8077,7 +8132,7 @@
         </w:trPr>
         <w:tc>
           <w:tcPr>
-            <w:tcW w:w="1375" w:type="dxa"/>
+            <w:tcW w:w="828" w:type="dxa"/>
             <w:tcMar>
               <w:top w:w="60" w:type="dxa"/>
               <w:bottom w:w="60" w:type="dxa"/>
@@ -8101,7 +8156,7 @@
         </w:tc>
         <w:tc>
           <w:tcPr>
-            <w:tcW w:w="2612" w:type="dxa"/>
+            <w:tcW w:w="1575" w:type="dxa"/>
             <w:tcMar>
               <w:top w:w="60" w:type="dxa"/>
               <w:bottom w:w="60" w:type="dxa"/>
@@ -8125,7 +8180,7 @@
         </w:tc>
         <w:tc>
           <w:tcPr>
-            <w:tcW w:w="4332" w:type="dxa"/>
+            <w:tcW w:w="5928" w:type="dxa"/>
             <w:tcMar>
               <w:top w:w="60" w:type="dxa"/>
               <w:bottom w:w="60" w:type="dxa"/>
@@ -8149,7 +8204,7 @@
         </w:tc>
         <w:tc>
           <w:tcPr>
-            <w:tcW w:w="679" w:type="dxa"/>
+            <w:tcW w:w="667" w:type="dxa"/>
             <w:tcMar>
               <w:top w:w="60" w:type="dxa"/>
               <w:bottom w:w="60" w:type="dxa"/>
@@ -8178,7 +8233,7 @@
         </w:trPr>
         <w:tc>
           <w:tcPr>
-            <w:tcW w:w="1375" w:type="dxa"/>
+            <w:tcW w:w="828" w:type="dxa"/>
             <w:tcMar>
               <w:top w:w="60" w:type="dxa"/>
               <w:bottom w:w="60" w:type="dxa"/>
@@ -8202,7 +8257,7 @@
         </w:tc>
         <w:tc>
           <w:tcPr>
-            <w:tcW w:w="2612" w:type="dxa"/>
+            <w:tcW w:w="1575" w:type="dxa"/>
             <w:tcMar>
               <w:top w:w="60" w:type="dxa"/>
               <w:bottom w:w="60" w:type="dxa"/>
@@ -8226,7 +8281,7 @@
         </w:tc>
         <w:tc>
           <w:tcPr>
-            <w:tcW w:w="4332" w:type="dxa"/>
+            <w:tcW w:w="5928" w:type="dxa"/>
             <w:tcMar>
               <w:top w:w="60" w:type="dxa"/>
               <w:bottom w:w="60" w:type="dxa"/>
@@ -8250,7 +8305,7 @@
         </w:tc>
         <w:tc>
           <w:tcPr>
-            <w:tcW w:w="679" w:type="dxa"/>
+            <w:tcW w:w="667" w:type="dxa"/>
             <w:tcMar>
               <w:top w:w="60" w:type="dxa"/>
               <w:bottom w:w="60" w:type="dxa"/>
@@ -8279,7 +8334,7 @@
         </w:trPr>
         <w:tc>
           <w:tcPr>
-            <w:tcW w:w="1375" w:type="dxa"/>
+            <w:tcW w:w="828" w:type="dxa"/>
             <w:tcMar>
               <w:top w:w="60" w:type="dxa"/>
               <w:bottom w:w="60" w:type="dxa"/>
@@ -8303,7 +8358,7 @@
         </w:tc>
         <w:tc>
           <w:tcPr>
-            <w:tcW w:w="2612" w:type="dxa"/>
+            <w:tcW w:w="1575" w:type="dxa"/>
             <w:tcMar>
               <w:top w:w="60" w:type="dxa"/>
               <w:bottom w:w="60" w:type="dxa"/>
@@ -8327,7 +8382,7 @@
         </w:tc>
         <w:tc>
           <w:tcPr>
-            <w:tcW w:w="4332" w:type="dxa"/>
+            <w:tcW w:w="5928" w:type="dxa"/>
             <w:tcMar>
               <w:top w:w="60" w:type="dxa"/>
               <w:bottom w:w="60" w:type="dxa"/>
@@ -8351,7 +8406,7 @@
         </w:tc>
         <w:tc>
           <w:tcPr>
-            <w:tcW w:w="679" w:type="dxa"/>
+            <w:tcW w:w="667" w:type="dxa"/>
             <w:tcMar>
               <w:top w:w="60" w:type="dxa"/>
               <w:bottom w:w="60" w:type="dxa"/>
@@ -8380,7 +8435,7 @@
         </w:trPr>
         <w:tc>
           <w:tcPr>
-            <w:tcW w:w="1375" w:type="dxa"/>
+            <w:tcW w:w="828" w:type="dxa"/>
             <w:tcMar>
               <w:top w:w="60" w:type="dxa"/>
               <w:bottom w:w="60" w:type="dxa"/>
@@ -8404,7 +8459,7 @@
         </w:tc>
         <w:tc>
           <w:tcPr>
-            <w:tcW w:w="2612" w:type="dxa"/>
+            <w:tcW w:w="1575" w:type="dxa"/>
             <w:tcMar>
               <w:top w:w="60" w:type="dxa"/>
               <w:bottom w:w="60" w:type="dxa"/>
@@ -8428,7 +8483,7 @@
         </w:tc>
         <w:tc>
           <w:tcPr>
-            <w:tcW w:w="4332" w:type="dxa"/>
+            <w:tcW w:w="5928" w:type="dxa"/>
             <w:tcMar>
               <w:top w:w="60" w:type="dxa"/>
               <w:bottom w:w="60" w:type="dxa"/>
@@ -8452,7 +8507,7 @@
         </w:tc>
         <w:tc>
           <w:tcPr>
-            <w:tcW w:w="679" w:type="dxa"/>
+            <w:tcW w:w="667" w:type="dxa"/>
             <w:tcMar>
               <w:top w:w="60" w:type="dxa"/>
               <w:bottom w:w="60" w:type="dxa"/>
@@ -8481,7 +8536,7 @@
         </w:trPr>
         <w:tc>
           <w:tcPr>
-            <w:tcW w:w="1375" w:type="dxa"/>
+            <w:tcW w:w="828" w:type="dxa"/>
             <w:tcMar>
               <w:top w:w="60" w:type="dxa"/>
               <w:bottom w:w="60" w:type="dxa"/>
@@ -8505,7 +8560,7 @@
         </w:tc>
         <w:tc>
           <w:tcPr>
-            <w:tcW w:w="2612" w:type="dxa"/>
+            <w:tcW w:w="1575" w:type="dxa"/>
             <w:tcMar>
               <w:top w:w="60" w:type="dxa"/>
               <w:bottom w:w="60" w:type="dxa"/>
@@ -8529,7 +8584,7 @@
         </w:tc>
         <w:tc>
           <w:tcPr>
-            <w:tcW w:w="4332" w:type="dxa"/>
+            <w:tcW w:w="5928" w:type="dxa"/>
             <w:tcMar>
               <w:top w:w="60" w:type="dxa"/>
               <w:bottom w:w="60" w:type="dxa"/>
@@ -8561,7 +8616,7 @@
         </w:tc>
         <w:tc>
           <w:tcPr>
-            <w:tcW w:w="679" w:type="dxa"/>
+            <w:tcW w:w="667" w:type="dxa"/>
             <w:tcMar>
               <w:top w:w="60" w:type="dxa"/>
               <w:bottom w:w="60" w:type="dxa"/>
